--- a/Exp1_S3_Rodolfo_Delgado.docx
+++ b/Exp1_S3_Rodolfo_Delgado.docx
@@ -474,10 +474,7 @@
               <w:t>:</w:t>
             </w:r>
             <w:r>
-              <w:t xml:space="preserve"> </w:t>
-            </w:r>
-            <w:r>
-              <w:t>Modelamiento de Bases de Datos (PRY2204)</w:t>
+              <w:t xml:space="preserve"> Modelamiento de Bases de Datos (PRY2204)</w:t>
             </w:r>
           </w:p>
         </w:tc>
@@ -551,10 +548,7 @@
               <w:t>:</w:t>
             </w:r>
             <w:r>
-              <w:t xml:space="preserve"> </w:t>
-            </w:r>
-            <w:r>
-              <w:t>Sebastián Andrés Vásquez Basáez</w:t>
+              <w:t xml:space="preserve"> Sebastián Andrés Vásquez Basáez</w:t>
             </w:r>
           </w:p>
         </w:tc>
@@ -579,6 +573,16 @@
                 <w:bCs/>
               </w:rPr>
               <w:t>Fecha:</w:t>
+            </w:r>
+            <w:r>
+              <w:rPr>
+                <w:b/>
+                <w:bCs/>
+              </w:rPr>
+              <w:t xml:space="preserve"> </w:t>
+            </w:r>
+            <w:r>
+              <w:t>31</w:t>
             </w:r>
             <w:r>
               <w:rPr>
@@ -1390,7 +1394,7 @@
                 <v:shape id="_x0000_i1025" type="#_x0000_t75" alt="" style="width:246pt;height:222pt;mso-width-percent:0;mso-height-percent:0;mso-width-percent:0;mso-height-percent:0" o:ole="">
                   <v:imagedata r:id="rId16" o:title=""/>
                 </v:shape>
-                <o:OLEObject Type="Embed" ProgID="PBrush" ShapeID="_x0000_i1025" DrawAspect="Content" ObjectID="_1849321052" r:id="rId17"/>
+                <o:OLEObject Type="Embed" ProgID="PBrush" ShapeID="_x0000_i1025" DrawAspect="Content" ObjectID="_1849716786" r:id="rId17"/>
               </w:object>
             </w:r>
           </w:p>
@@ -1411,7 +1415,7 @@
                 <v:shape id="_x0000_i1026" type="#_x0000_t75" alt="" style="width:235.5pt;height:188.25pt;mso-width-percent:0;mso-height-percent:0;mso-width-percent:0;mso-height-percent:0" o:ole="">
                   <v:imagedata r:id="rId18" o:title=""/>
                 </v:shape>
-                <o:OLEObject Type="Embed" ProgID="PBrush" ShapeID="_x0000_i1026" DrawAspect="Content" ObjectID="_1849321053" r:id="rId19"/>
+                <o:OLEObject Type="Embed" ProgID="PBrush" ShapeID="_x0000_i1026" DrawAspect="Content" ObjectID="_1849716787" r:id="rId19"/>
               </w:object>
             </w:r>
           </w:p>
@@ -1438,354 +1442,66 @@
         <w:pStyle w:val="Ttulo3"/>
       </w:pPr>
       <w:r>
+        <w:t>Modelo Entidad-Relación (MER)</w:t>
+      </w:r>
+      <w:r>
+        <w:t>:</w:t>
+      </w:r>
+    </w:p>
+    <w:p/>
+    <w:p>
+      <w:r>
         <w:rPr>
           <w:noProof/>
         </w:rPr>
-        <mc:AlternateContent>
-          <mc:Choice Requires="wps">
-            <w:drawing>
-              <wp:anchor distT="45720" distB="45720" distL="114300" distR="114300" simplePos="0" relativeHeight="251658246" behindDoc="0" locked="0" layoutInCell="1" allowOverlap="1" wp14:anchorId="25D5EF06" wp14:editId="46402609">
-                <wp:simplePos x="0" y="0"/>
-                <wp:positionH relativeFrom="column">
-                  <wp:posOffset>75565</wp:posOffset>
-                </wp:positionH>
-                <wp:positionV relativeFrom="paragraph">
-                  <wp:posOffset>405765</wp:posOffset>
-                </wp:positionV>
-                <wp:extent cx="6201410" cy="5240655"/>
-                <wp:effectExtent l="0" t="0" r="8890" b="17145"/>
-                <wp:wrapSquare wrapText="bothSides"/>
-                <wp:docPr id="217" name="Cuadro de texto 2"/>
-                <wp:cNvGraphicFramePr>
-                  <a:graphicFrameLocks xmlns:a="http://schemas.openxmlformats.org/drawingml/2006/main"/>
-                </wp:cNvGraphicFramePr>
-                <a:graphic xmlns:a="http://schemas.openxmlformats.org/drawingml/2006/main">
-                  <a:graphicData uri="http://schemas.microsoft.com/office/word/2010/wordprocessingShape">
-                    <wps:wsp>
-                      <wps:cNvSpPr txBox="1">
-                        <a:spLocks noChangeArrowheads="1"/>
-                      </wps:cNvSpPr>
-                      <wps:spPr bwMode="auto">
-                        <a:xfrm>
-                          <a:off x="0" y="0"/>
-                          <a:ext cx="6201410" cy="5240655"/>
-                        </a:xfrm>
-                        <a:prstGeom prst="rect">
-                          <a:avLst/>
-                        </a:prstGeom>
-                        <a:solidFill>
-                          <a:srgbClr val="FFFFFF"/>
-                        </a:solidFill>
-                        <a:ln w="9525">
-                          <a:solidFill>
-                            <a:srgbClr val="000000"/>
-                          </a:solidFill>
-                          <a:miter lim="800000"/>
-                          <a:headEnd/>
-                          <a:tailEnd/>
-                        </a:ln>
-                      </wps:spPr>
-                      <wps:txbx>
-                        <w:txbxContent>
-                          <w:p>
-                            <w:pPr>
-                              <w:rPr>
-                                <w:lang w:val="es-ES"/>
-                              </w:rPr>
-                            </w:pPr>
-                            <w:r>
-                              <w:rPr>
-                                <w:noProof/>
-                              </w:rPr>
-                              <w:drawing>
-                                <wp:inline distT="0" distB="0" distL="0" distR="0" wp14:anchorId="28ED0D61" wp14:editId="6CCB35E2">
-                                  <wp:extent cx="6105525" cy="4495800"/>
-                                  <wp:effectExtent l="0" t="0" r="9525" b="0"/>
-                                  <wp:docPr id="1580997179" name="Imagen 11"/>
-                                  <wp:cNvGraphicFramePr>
-                                    <a:graphicFrameLocks xmlns:a="http://schemas.openxmlformats.org/drawingml/2006/main" noChangeAspect="1"/>
-                                  </wp:cNvGraphicFramePr>
-                                  <a:graphic xmlns:a="http://schemas.openxmlformats.org/drawingml/2006/main">
-                                    <a:graphicData uri="http://schemas.openxmlformats.org/drawingml/2006/picture">
-                                      <pic:pic xmlns:pic="http://schemas.openxmlformats.org/drawingml/2006/picture">
-                                        <pic:nvPicPr>
-                                          <pic:cNvPr id="0" name="Picture 3"/>
-                                          <pic:cNvPicPr>
-                                            <a:picLocks noChangeAspect="1" noChangeArrowheads="1"/>
-                                          </pic:cNvPicPr>
-                                        </pic:nvPicPr>
-                                        <pic:blipFill>
-                                          <a:blip r:embed="rId20">
-                                            <a:extLst>
-                                              <a:ext uri="{28A0092B-C50C-407E-A947-70E740481C1C}">
-                                                <a14:useLocalDpi xmlns:a14="http://schemas.microsoft.com/office/drawing/2010/main" val="0"/>
-                                              </a:ext>
-                                            </a:extLst>
-                                          </a:blip>
-                                          <a:srcRect/>
-                                          <a:stretch>
-                                            <a:fillRect/>
-                                          </a:stretch>
-                                        </pic:blipFill>
-                                        <pic:spPr bwMode="auto">
-                                          <a:xfrm>
-                                            <a:off x="0" y="0"/>
-                                            <a:ext cx="6116043" cy="4503545"/>
-                                          </a:xfrm>
-                                          <a:prstGeom prst="rect">
-                                            <a:avLst/>
-                                          </a:prstGeom>
-                                          <a:noFill/>
-                                          <a:ln>
-                                            <a:noFill/>
-                                          </a:ln>
-                                        </pic:spPr>
-                                      </pic:pic>
-                                    </a:graphicData>
-                                  </a:graphic>
-                                </wp:inline>
-                              </w:drawing>
-                            </w:r>
-                          </w:p>
-                          <w:p>
-                            <w:pPr>
-                              <w:rPr>
-                                <w:lang w:val="es-ES"/>
-                              </w:rPr>
-                            </w:pPr>
-                          </w:p>
-                          <w:p>
-                            <w:pPr>
-                              <w:rPr>
-                                <w:lang w:val="es-ES"/>
-                              </w:rPr>
-                            </w:pPr>
-                          </w:p>
-                          <w:p>
-                            <w:pPr>
-                              <w:rPr>
-                                <w:lang w:val="es-ES"/>
-                              </w:rPr>
-                            </w:pPr>
-                          </w:p>
-                          <w:p>
-                            <w:pPr>
-                              <w:rPr>
-                                <w:lang w:val="es-ES"/>
-                              </w:rPr>
-                            </w:pPr>
-                          </w:p>
-                          <w:p>
-                            <w:pPr>
-                              <w:rPr>
-                                <w:lang w:val="es-ES"/>
-                              </w:rPr>
-                            </w:pPr>
-                          </w:p>
-                          <w:p>
-                            <w:pPr>
-                              <w:rPr>
-                                <w:lang w:val="es-ES"/>
-                              </w:rPr>
-                            </w:pPr>
-                          </w:p>
-                          <w:p>
-                            <w:pPr>
-                              <w:rPr>
-                                <w:lang w:val="es-ES"/>
-                              </w:rPr>
-                            </w:pPr>
-                          </w:p>
-                          <w:p>
-                            <w:pPr>
-                              <w:rPr>
-                                <w:lang w:val="es-ES"/>
-                              </w:rPr>
-                            </w:pPr>
-                          </w:p>
-                          <w:p>
-                            <w:pPr>
-                              <w:rPr>
-                                <w:lang w:val="es-ES"/>
-                              </w:rPr>
-                            </w:pPr>
-                          </w:p>
-                          <w:p>
-                            <w:pPr>
-                              <w:rPr>
-                                <w:lang w:val="es-ES"/>
-                              </w:rPr>
-                            </w:pPr>
-                          </w:p>
-                        </w:txbxContent>
-                      </wps:txbx>
-                      <wps:bodyPr rot="0" vert="horz" wrap="square" lIns="91440" tIns="45720" rIns="91440" bIns="45720" anchor="t" anchorCtr="0">
-                        <a:noAutofit/>
-                      </wps:bodyPr>
-                    </wps:wsp>
-                  </a:graphicData>
-                </a:graphic>
-                <wp14:sizeRelH relativeFrom="margin">
-                  <wp14:pctWidth>0</wp14:pctWidth>
-                </wp14:sizeRelH>
-                <wp14:sizeRelV relativeFrom="margin">
-                  <wp14:pctHeight>0</wp14:pctHeight>
-                </wp14:sizeRelV>
-              </wp:anchor>
-            </w:drawing>
-          </mc:Choice>
-          <mc:Fallback>
-            <w:pict>
-              <v:shapetype w14:anchorId="25D5EF06" id="_x0000_t202" coordsize="21600,21600" o:spt="202" path="m,l,21600r21600,l21600,xe">
-                <v:stroke joinstyle="miter"/>
-                <v:path gradientshapeok="t" o:connecttype="rect"/>
-              </v:shapetype>
-              <v:shape id="Cuadro de texto 2" o:spid="_x0000_s1026" type="#_x0000_t202" style="position:absolute;margin-left:5.95pt;margin-top:31.95pt;width:488.3pt;height:412.65pt;z-index:251658246;visibility:visible;mso-wrap-style:square;mso-width-percent:0;mso-height-percent:0;mso-wrap-distance-left:9pt;mso-wrap-distance-top:3.6pt;mso-wrap-distance-right:9pt;mso-wrap-distance-bottom:3.6pt;mso-position-horizontal:absolute;mso-position-horizontal-relative:text;mso-position-vertical:absolute;mso-position-vertical-relative:text;mso-width-percent:0;mso-height-percent:0;mso-width-relative:margin;mso-height-relative:margin;v-text-anchor:top" o:gfxdata="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">
-                <v:textbox>
-                  <w:txbxContent>
-                    <w:p>
-                      <w:pPr>
-                        <w:rPr>
-                          <w:lang w:val="es-ES"/>
-                        </w:rPr>
-                      </w:pPr>
-                      <w:r>
-                        <w:rPr>
-                          <w:noProof/>
-                        </w:rPr>
-                        <w:drawing>
-                          <wp:inline distT="0" distB="0" distL="0" distR="0" wp14:anchorId="28ED0D61" wp14:editId="6CCB35E2">
-                            <wp:extent cx="6105525" cy="4495800"/>
-                            <wp:effectExtent l="0" t="0" r="9525" b="0"/>
-                            <wp:docPr id="1580997179" name="Imagen 11"/>
-                            <wp:cNvGraphicFramePr>
-                              <a:graphicFrameLocks xmlns:a="http://schemas.openxmlformats.org/drawingml/2006/main" noChangeAspect="1"/>
-                            </wp:cNvGraphicFramePr>
-                            <a:graphic xmlns:a="http://schemas.openxmlformats.org/drawingml/2006/main">
-                              <a:graphicData uri="http://schemas.openxmlformats.org/drawingml/2006/picture">
-                                <pic:pic xmlns:pic="http://schemas.openxmlformats.org/drawingml/2006/picture">
-                                  <pic:nvPicPr>
-                                    <pic:cNvPr id="0" name="Picture 3"/>
-                                    <pic:cNvPicPr>
-                                      <a:picLocks noChangeAspect="1" noChangeArrowheads="1"/>
-                                    </pic:cNvPicPr>
-                                  </pic:nvPicPr>
-                                  <pic:blipFill>
-                                    <a:blip r:embed="rId20">
-                                      <a:extLst>
-                                        <a:ext uri="{28A0092B-C50C-407E-A947-70E740481C1C}">
-                                          <a14:useLocalDpi xmlns:a14="http://schemas.microsoft.com/office/drawing/2010/main" val="0"/>
-                                        </a:ext>
-                                      </a:extLst>
-                                    </a:blip>
-                                    <a:srcRect/>
-                                    <a:stretch>
-                                      <a:fillRect/>
-                                    </a:stretch>
-                                  </pic:blipFill>
-                                  <pic:spPr bwMode="auto">
-                                    <a:xfrm>
-                                      <a:off x="0" y="0"/>
-                                      <a:ext cx="6116043" cy="4503545"/>
-                                    </a:xfrm>
-                                    <a:prstGeom prst="rect">
-                                      <a:avLst/>
-                                    </a:prstGeom>
-                                    <a:noFill/>
-                                    <a:ln>
-                                      <a:noFill/>
-                                    </a:ln>
-                                  </pic:spPr>
-                                </pic:pic>
-                              </a:graphicData>
-                            </a:graphic>
-                          </wp:inline>
-                        </w:drawing>
-                      </w:r>
-                    </w:p>
-                    <w:p>
-                      <w:pPr>
-                        <w:rPr>
-                          <w:lang w:val="es-ES"/>
-                        </w:rPr>
-                      </w:pPr>
-                    </w:p>
-                    <w:p>
-                      <w:pPr>
-                        <w:rPr>
-                          <w:lang w:val="es-ES"/>
-                        </w:rPr>
-                      </w:pPr>
-                    </w:p>
-                    <w:p>
-                      <w:pPr>
-                        <w:rPr>
-                          <w:lang w:val="es-ES"/>
-                        </w:rPr>
-                      </w:pPr>
-                    </w:p>
-                    <w:p>
-                      <w:pPr>
-                        <w:rPr>
-                          <w:lang w:val="es-ES"/>
-                        </w:rPr>
-                      </w:pPr>
-                    </w:p>
-                    <w:p>
-                      <w:pPr>
-                        <w:rPr>
-                          <w:lang w:val="es-ES"/>
-                        </w:rPr>
-                      </w:pPr>
-                    </w:p>
-                    <w:p>
-                      <w:pPr>
-                        <w:rPr>
-                          <w:lang w:val="es-ES"/>
-                        </w:rPr>
-                      </w:pPr>
-                    </w:p>
-                    <w:p>
-                      <w:pPr>
-                        <w:rPr>
-                          <w:lang w:val="es-ES"/>
-                        </w:rPr>
-                      </w:pPr>
-                    </w:p>
-                    <w:p>
-                      <w:pPr>
-                        <w:rPr>
-                          <w:lang w:val="es-ES"/>
-                        </w:rPr>
-                      </w:pPr>
-                    </w:p>
-                    <w:p>
-                      <w:pPr>
-                        <w:rPr>
-                          <w:lang w:val="es-ES"/>
-                        </w:rPr>
-                      </w:pPr>
-                    </w:p>
-                    <w:p>
-                      <w:pPr>
-                        <w:rPr>
-                          <w:lang w:val="es-ES"/>
-                        </w:rPr>
-                      </w:pPr>
-                    </w:p>
-                  </w:txbxContent>
-                </v:textbox>
-                <w10:wrap type="square"/>
-              </v:shape>
-            </w:pict>
-          </mc:Fallback>
-        </mc:AlternateContent>
-      </w:r>
-      <w:r>
-        <w:t>Modelo Entidad-Relación (MER)</w:t>
-      </w:r>
-      <w:r>
-        <w:t>:</w:t>
+        <w:drawing>
+          <wp:inline distT="0" distB="0" distL="0" distR="0" wp14:anchorId="6131A79F" wp14:editId="5A2AA8E1">
+            <wp:extent cx="6932660" cy="3352800"/>
+            <wp:effectExtent l="0" t="0" r="1905" b="0"/>
+            <wp:docPr id="506320371" name="Imagen 11"/>
+            <wp:cNvGraphicFramePr>
+              <a:graphicFrameLocks xmlns:a="http://schemas.openxmlformats.org/drawingml/2006/main" noChangeAspect="1"/>
+            </wp:cNvGraphicFramePr>
+            <a:graphic xmlns:a="http://schemas.openxmlformats.org/drawingml/2006/main">
+              <a:graphicData uri="http://schemas.openxmlformats.org/drawingml/2006/picture">
+                <pic:pic xmlns:pic="http://schemas.openxmlformats.org/drawingml/2006/picture">
+                  <pic:nvPicPr>
+                    <pic:cNvPr id="0" name="Picture 3"/>
+                    <pic:cNvPicPr>
+                      <a:picLocks noChangeAspect="1" noChangeArrowheads="1"/>
+                    </pic:cNvPicPr>
+                  </pic:nvPicPr>
+                  <pic:blipFill>
+                    <a:blip r:embed="rId20">
+                      <a:extLst>
+                        <a:ext uri="{28A0092B-C50C-407E-A947-70E740481C1C}">
+                          <a14:useLocalDpi xmlns:a14="http://schemas.microsoft.com/office/drawing/2010/main" val="0"/>
+                        </a:ext>
+                      </a:extLst>
+                    </a:blip>
+                    <a:srcRect/>
+                    <a:stretch>
+                      <a:fillRect/>
+                    </a:stretch>
+                  </pic:blipFill>
+                  <pic:spPr bwMode="auto">
+                    <a:xfrm>
+                      <a:off x="0" y="0"/>
+                      <a:ext cx="6935633" cy="3354238"/>
+                    </a:xfrm>
+                    <a:prstGeom prst="rect">
+                      <a:avLst/>
+                    </a:prstGeom>
+                    <a:noFill/>
+                    <a:ln>
+                      <a:noFill/>
+                    </a:ln>
+                  </pic:spPr>
+                </pic:pic>
+              </a:graphicData>
+            </a:graphic>
+          </wp:inline>
+        </w:drawing>
       </w:r>
     </w:p>
     <w:p>
@@ -1815,198 +1531,64 @@
         <w:pStyle w:val="Ttulo3"/>
       </w:pPr>
       <w:r>
+        <w:lastRenderedPageBreak/>
+        <w:t>Modelo en notación de Bachman o Ingeniería de la Información:</w:t>
+      </w:r>
+    </w:p>
+    <w:p/>
+    <w:p>
+      <w:r>
         <w:rPr>
           <w:noProof/>
         </w:rPr>
-        <w:lastRenderedPageBreak/>
-        <mc:AlternateContent>
-          <mc:Choice Requires="wps">
-            <w:drawing>
-              <wp:anchor distT="45720" distB="45720" distL="114300" distR="114300" simplePos="0" relativeHeight="251658247" behindDoc="0" locked="0" layoutInCell="1" allowOverlap="1" wp14:anchorId="6BD093D9" wp14:editId="3F59E32E">
-                <wp:simplePos x="0" y="0"/>
-                <wp:positionH relativeFrom="column">
-                  <wp:posOffset>-635</wp:posOffset>
-                </wp:positionH>
-                <wp:positionV relativeFrom="paragraph">
-                  <wp:posOffset>414655</wp:posOffset>
-                </wp:positionV>
-                <wp:extent cx="6201410" cy="4953000"/>
-                <wp:effectExtent l="0" t="0" r="8890" b="12700"/>
-                <wp:wrapSquare wrapText="bothSides"/>
-                <wp:docPr id="23803531" name="Cuadro de texto 2"/>
-                <wp:cNvGraphicFramePr>
-                  <a:graphicFrameLocks xmlns:a="http://schemas.openxmlformats.org/drawingml/2006/main"/>
-                </wp:cNvGraphicFramePr>
-                <a:graphic xmlns:a="http://schemas.openxmlformats.org/drawingml/2006/main">
-                  <a:graphicData uri="http://schemas.microsoft.com/office/word/2010/wordprocessingShape">
-                    <wps:wsp>
-                      <wps:cNvSpPr txBox="1">
-                        <a:spLocks noChangeArrowheads="1"/>
-                      </wps:cNvSpPr>
-                      <wps:spPr bwMode="auto">
-                        <a:xfrm>
-                          <a:off x="0" y="0"/>
-                          <a:ext cx="6201410" cy="4953000"/>
-                        </a:xfrm>
-                        <a:prstGeom prst="rect">
-                          <a:avLst/>
-                        </a:prstGeom>
-                        <a:solidFill>
-                          <a:srgbClr val="FFFFFF"/>
-                        </a:solidFill>
-                        <a:ln w="9525">
-                          <a:solidFill>
-                            <a:srgbClr val="000000"/>
-                          </a:solidFill>
-                          <a:miter lim="800000"/>
-                          <a:headEnd/>
-                          <a:tailEnd/>
-                        </a:ln>
-                      </wps:spPr>
-                      <wps:txbx>
-                        <w:txbxContent>
-                          <w:p>
-                            <w:r>
-                              <w:rPr>
-                                <w:noProof/>
-                              </w:rPr>
-                              <w:drawing>
-                                <wp:inline distT="0" distB="0" distL="0" distR="0" wp14:anchorId="6F65E9EC" wp14:editId="21E1285E">
-                                  <wp:extent cx="6091555" cy="4114800"/>
-                                  <wp:effectExtent l="0" t="0" r="4445" b="0"/>
-                                  <wp:docPr id="148053697" name="Imagen 12"/>
-                                  <wp:cNvGraphicFramePr>
-                                    <a:graphicFrameLocks xmlns:a="http://schemas.openxmlformats.org/drawingml/2006/main" noChangeAspect="1"/>
-                                  </wp:cNvGraphicFramePr>
-                                  <a:graphic xmlns:a="http://schemas.openxmlformats.org/drawingml/2006/main">
-                                    <a:graphicData uri="http://schemas.openxmlformats.org/drawingml/2006/picture">
-                                      <pic:pic xmlns:pic="http://schemas.openxmlformats.org/drawingml/2006/picture">
-                                        <pic:nvPicPr>
-                                          <pic:cNvPr id="0" name="Picture 5"/>
-                                          <pic:cNvPicPr>
-                                            <a:picLocks noChangeAspect="1" noChangeArrowheads="1"/>
-                                          </pic:cNvPicPr>
-                                        </pic:nvPicPr>
-                                        <pic:blipFill>
-                                          <a:blip r:embed="rId23">
-                                            <a:extLst>
-                                              <a:ext uri="{28A0092B-C50C-407E-A947-70E740481C1C}">
-                                                <a14:useLocalDpi xmlns:a14="http://schemas.microsoft.com/office/drawing/2010/main" val="0"/>
-                                              </a:ext>
-                                            </a:extLst>
-                                          </a:blip>
-                                          <a:srcRect/>
-                                          <a:stretch>
-                                            <a:fillRect/>
-                                          </a:stretch>
-                                        </pic:blipFill>
-                                        <pic:spPr bwMode="auto">
-                                          <a:xfrm>
-                                            <a:off x="0" y="0"/>
-                                            <a:ext cx="6096460" cy="4118113"/>
-                                          </a:xfrm>
-                                          <a:prstGeom prst="rect">
-                                            <a:avLst/>
-                                          </a:prstGeom>
-                                          <a:noFill/>
-                                          <a:ln>
-                                            <a:noFill/>
-                                          </a:ln>
-                                        </pic:spPr>
-                                      </pic:pic>
-                                    </a:graphicData>
-                                  </a:graphic>
-                                </wp:inline>
-                              </w:drawing>
-                            </w:r>
-                          </w:p>
-                        </w:txbxContent>
-                      </wps:txbx>
-                      <wps:bodyPr rot="0" vert="horz" wrap="square" lIns="91440" tIns="45720" rIns="91440" bIns="45720" anchor="t" anchorCtr="0">
-                        <a:noAutofit/>
-                      </wps:bodyPr>
-                    </wps:wsp>
-                  </a:graphicData>
-                </a:graphic>
-                <wp14:sizeRelH relativeFrom="margin">
-                  <wp14:pctWidth>0</wp14:pctWidth>
-                </wp14:sizeRelH>
-                <wp14:sizeRelV relativeFrom="margin">
-                  <wp14:pctHeight>0</wp14:pctHeight>
-                </wp14:sizeRelV>
-              </wp:anchor>
-            </w:drawing>
-          </mc:Choice>
-          <mc:Fallback>
-            <w:pict>
-              <v:shape w14:anchorId="6BD093D9" id="_x0000_s1027" type="#_x0000_t202" style="position:absolute;margin-left:-.05pt;margin-top:32.65pt;width:488.3pt;height:390pt;z-index:251658247;visibility:visible;mso-wrap-style:square;mso-width-percent:0;mso-height-percent:0;mso-wrap-distance-left:9pt;mso-wrap-distance-top:3.6pt;mso-wrap-distance-right:9pt;mso-wrap-distance-bottom:3.6pt;mso-position-horizontal:absolute;mso-position-horizontal-relative:text;mso-position-vertical:absolute;mso-position-vertical-relative:text;mso-width-percent:0;mso-height-percent:0;mso-width-relative:margin;mso-height-relative:margin;v-text-anchor:top" o:gfxdata="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">
-                <v:textbox>
-                  <w:txbxContent>
-                    <w:p>
-                      <w:r>
-                        <w:rPr>
-                          <w:noProof/>
-                        </w:rPr>
-                        <w:drawing>
-                          <wp:inline distT="0" distB="0" distL="0" distR="0" wp14:anchorId="6F65E9EC" wp14:editId="21E1285E">
-                            <wp:extent cx="6091555" cy="4114800"/>
-                            <wp:effectExtent l="0" t="0" r="4445" b="0"/>
-                            <wp:docPr id="148053697" name="Imagen 12"/>
-                            <wp:cNvGraphicFramePr>
-                              <a:graphicFrameLocks xmlns:a="http://schemas.openxmlformats.org/drawingml/2006/main" noChangeAspect="1"/>
-                            </wp:cNvGraphicFramePr>
-                            <a:graphic xmlns:a="http://schemas.openxmlformats.org/drawingml/2006/main">
-                              <a:graphicData uri="http://schemas.openxmlformats.org/drawingml/2006/picture">
-                                <pic:pic xmlns:pic="http://schemas.openxmlformats.org/drawingml/2006/picture">
-                                  <pic:nvPicPr>
-                                    <pic:cNvPr id="0" name="Picture 5"/>
-                                    <pic:cNvPicPr>
-                                      <a:picLocks noChangeAspect="1" noChangeArrowheads="1"/>
-                                    </pic:cNvPicPr>
-                                  </pic:nvPicPr>
-                                  <pic:blipFill>
-                                    <a:blip r:embed="rId23">
-                                      <a:extLst>
-                                        <a:ext uri="{28A0092B-C50C-407E-A947-70E740481C1C}">
-                                          <a14:useLocalDpi xmlns:a14="http://schemas.microsoft.com/office/drawing/2010/main" val="0"/>
-                                        </a:ext>
-                                      </a:extLst>
-                                    </a:blip>
-                                    <a:srcRect/>
-                                    <a:stretch>
-                                      <a:fillRect/>
-                                    </a:stretch>
-                                  </pic:blipFill>
-                                  <pic:spPr bwMode="auto">
-                                    <a:xfrm>
-                                      <a:off x="0" y="0"/>
-                                      <a:ext cx="6096460" cy="4118113"/>
-                                    </a:xfrm>
-                                    <a:prstGeom prst="rect">
-                                      <a:avLst/>
-                                    </a:prstGeom>
-                                    <a:noFill/>
-                                    <a:ln>
-                                      <a:noFill/>
-                                    </a:ln>
-                                  </pic:spPr>
-                                </pic:pic>
-                              </a:graphicData>
-                            </a:graphic>
-                          </wp:inline>
-                        </w:drawing>
-                      </w:r>
-                    </w:p>
-                  </w:txbxContent>
-                </v:textbox>
-                <w10:wrap type="square"/>
-              </v:shape>
-            </w:pict>
-          </mc:Fallback>
-        </mc:AlternateContent>
-      </w:r>
-      <w:r>
-        <w:t>Modelo en notación de Bachman o Ingeniería de la Información:</w:t>
+        <w:drawing>
+          <wp:inline distT="0" distB="0" distL="0" distR="0" wp14:anchorId="7D1E65A0" wp14:editId="4C4686D8">
+            <wp:extent cx="6878770" cy="3448050"/>
+            <wp:effectExtent l="0" t="0" r="0" b="0"/>
+            <wp:docPr id="974805580" name="Imagen 12"/>
+            <wp:cNvGraphicFramePr>
+              <a:graphicFrameLocks xmlns:a="http://schemas.openxmlformats.org/drawingml/2006/main" noChangeAspect="1"/>
+            </wp:cNvGraphicFramePr>
+            <a:graphic xmlns:a="http://schemas.openxmlformats.org/drawingml/2006/main">
+              <a:graphicData uri="http://schemas.openxmlformats.org/drawingml/2006/picture">
+                <pic:pic xmlns:pic="http://schemas.openxmlformats.org/drawingml/2006/picture">
+                  <pic:nvPicPr>
+                    <pic:cNvPr id="0" name="Picture 5"/>
+                    <pic:cNvPicPr>
+                      <a:picLocks noChangeAspect="1" noChangeArrowheads="1"/>
+                    </pic:cNvPicPr>
+                  </pic:nvPicPr>
+                  <pic:blipFill>
+                    <a:blip r:embed="rId23">
+                      <a:extLst>
+                        <a:ext uri="{28A0092B-C50C-407E-A947-70E740481C1C}">
+                          <a14:useLocalDpi xmlns:a14="http://schemas.microsoft.com/office/drawing/2010/main" val="0"/>
+                        </a:ext>
+                      </a:extLst>
+                    </a:blip>
+                    <a:srcRect/>
+                    <a:stretch>
+                      <a:fillRect/>
+                    </a:stretch>
+                  </pic:blipFill>
+                  <pic:spPr bwMode="auto">
+                    <a:xfrm>
+                      <a:off x="0" y="0"/>
+                      <a:ext cx="6886167" cy="3451758"/>
+                    </a:xfrm>
+                    <a:prstGeom prst="rect">
+                      <a:avLst/>
+                    </a:prstGeom>
+                    <a:noFill/>
+                    <a:ln>
+                      <a:noFill/>
+                    </a:ln>
+                  </pic:spPr>
+                </pic:pic>
+              </a:graphicData>
+            </a:graphic>
+          </wp:inline>
+        </w:drawing>
       </w:r>
     </w:p>
     <w:p>
@@ -3095,7 +2677,7 @@
           <w:noProof/>
         </w:rPr>
         <w:drawing>
-          <wp:inline distT="0" distB="0" distL="0" distR="0" wp14:anchorId="307BB293" wp14:editId="5CC559B7">
+          <wp:inline distT="0" distB="0" distL="0" distR="0" wp14:anchorId="307BB293" wp14:editId="221CF41A">
             <wp:extent cx="6195060" cy="2197100"/>
             <wp:effectExtent l="0" t="0" r="0" b="0"/>
             <wp:docPr id="1059262081" name="Imagen 10" descr="Interfaz de usuario gráfica, Texto&#10;&#10;Descripción generada automáticamente"/>
@@ -3273,7 +2855,7 @@
           <w:noProof/>
         </w:rPr>
         <w:drawing>
-          <wp:anchor distT="0" distB="0" distL="114300" distR="114300" simplePos="0" relativeHeight="251658245" behindDoc="0" locked="0" layoutInCell="1" allowOverlap="1" wp14:anchorId="2A005252" wp14:editId="6EA8CCCA">
+          <wp:anchor distT="0" distB="0" distL="114300" distR="114300" simplePos="0" relativeHeight="251658245" behindDoc="0" locked="0" layoutInCell="1" allowOverlap="1" wp14:anchorId="2A005252" wp14:editId="48AFFA2A">
             <wp:simplePos x="0" y="0"/>
             <wp:positionH relativeFrom="column">
               <wp:posOffset>1642954</wp:posOffset>
@@ -5899,6 +5481,7 @@
   <w:style w:type="character" w:default="1" w:styleId="Fuentedeprrafopredeter">
     <w:name w:val="Default Paragraph Font"/>
     <w:uiPriority w:val="1"/>
+    <w:semiHidden/>
     <w:unhideWhenUsed/>
   </w:style>
   <w:style w:type="table" w:default="1" w:styleId="Tablanormal">
@@ -6694,10 +6277,6 @@
 </file>
 
 <file path=customXml/item1.xml><?xml version="1.0" encoding="utf-8"?>
-<b:Sources xmlns:b="http://schemas.openxmlformats.org/officeDocument/2006/bibliography" xmlns="http://schemas.openxmlformats.org/officeDocument/2006/bibliography" SelectedStyle="\APASixthEditionOfficeOnline.xsl" StyleName="APA" Version="6"/>
-</file>
-
-<file path=customXml/item2.xml><?xml version="1.0" encoding="utf-8"?>
 <p:properties xmlns:p="http://schemas.microsoft.com/office/2006/metadata/properties" xmlns:xsi="http://www.w3.org/2001/XMLSchema-instance" xmlns:pc="http://schemas.microsoft.com/office/infopath/2007/PartnerControls">
   <documentManagement>
     <lcf76f155ced4ddcb4097134ff3c332f xmlns="d0daa353-f819-43d1-badf-ce69fea8800d">
@@ -6720,7 +6299,7 @@
 </p:properties>
 </file>
 
-<file path=customXml/item3.xml><?xml version="1.0" encoding="utf-8"?>
+<file path=customXml/item2.xml><?xml version="1.0" encoding="utf-8"?>
 <ct:contentTypeSchema xmlns:ct="http://schemas.microsoft.com/office/2006/metadata/contentType" xmlns:ma="http://schemas.microsoft.com/office/2006/metadata/properties/metaAttributes" ct:_="" ma:_="" ma:contentTypeName="Documento" ma:contentTypeID="0x01010070BFDEA41A5D8B46AA5DA2E2389CBE4E" ma:contentTypeVersion="23" ma:contentTypeDescription="Crear nuevo documento." ma:contentTypeScope="" ma:versionID="490cbdf45969e6e1fa52b80167f5a80f">
   <xsd:schema xmlns:xsd="http://www.w3.org/2001/XMLSchema" xmlns:xs="http://www.w3.org/2001/XMLSchema" xmlns:p="http://schemas.microsoft.com/office/2006/metadata/properties" xmlns:ns1="http://schemas.microsoft.com/sharepoint/v3" xmlns:ns2="d0daa353-f819-43d1-badf-ce69fea8800d" xmlns:ns3="edc1eb1c-f9b5-429a-a0ce-702847a0aa2d" targetNamespace="http://schemas.microsoft.com/office/2006/metadata/properties" ma:root="true" ma:fieldsID="a1528bd698619fda81f73a8d7d8a525d" ns1:_="" ns2:_="" ns3:_="">
     <xsd:import namespace="http://schemas.microsoft.com/sharepoint/v3"/>
@@ -6998,7 +6577,7 @@
 </ct:contentTypeSchema>
 </file>
 
-<file path=customXml/item4.xml><?xml version="1.0" encoding="utf-8"?>
+<file path=customXml/item3.xml><?xml version="1.0" encoding="utf-8"?>
 <?mso-contentType ?>
 <FormTemplates xmlns="http://schemas.microsoft.com/sharepoint/v3/contenttype/forms">
   <Display>DocumentLibraryForm</Display>
@@ -7007,15 +6586,11 @@
 </FormTemplates>
 </file>
 
-<file path=customXml/itemProps1.xml><?xml version="1.0" encoding="utf-8"?>
-<ds:datastoreItem xmlns:ds="http://schemas.openxmlformats.org/officeDocument/2006/customXml" ds:itemID="{6885F90C-BB57-4945-ACE1-53E888896D91}">
-  <ds:schemaRefs>
-    <ds:schemaRef ds:uri="http://schemas.openxmlformats.org/officeDocument/2006/bibliography"/>
-  </ds:schemaRefs>
-</ds:datastoreItem>
+<file path=customXml/item4.xml><?xml version="1.0" encoding="utf-8"?>
+<b:Sources xmlns:b="http://schemas.openxmlformats.org/officeDocument/2006/bibliography" xmlns="http://schemas.openxmlformats.org/officeDocument/2006/bibliography" SelectedStyle="\APASixthEditionOfficeOnline.xsl" StyleName="APA" Version="6"/>
 </file>
 
-<file path=customXml/itemProps2.xml><?xml version="1.0" encoding="utf-8"?>
+<file path=customXml/itemProps1.xml><?xml version="1.0" encoding="utf-8"?>
 <ds:datastoreItem xmlns:ds="http://schemas.openxmlformats.org/officeDocument/2006/customXml" ds:itemID="{C39D5494-1847-4215-BB00-A838605872D2}">
   <ds:schemaRefs>
     <ds:schemaRef ds:uri="http://schemas.microsoft.com/office/2006/metadata/properties"/>
@@ -7027,7 +6602,7 @@
 </ds:datastoreItem>
 </file>
 
-<file path=customXml/itemProps3.xml><?xml version="1.0" encoding="utf-8"?>
+<file path=customXml/itemProps2.xml><?xml version="1.0" encoding="utf-8"?>
 <ds:datastoreItem xmlns:ds="http://schemas.openxmlformats.org/officeDocument/2006/customXml" ds:itemID="{47EF2022-71B6-49E9-B4B3-406B4472E9BD}">
   <ds:schemaRefs>
     <ds:schemaRef ds:uri="http://schemas.microsoft.com/office/2006/metadata/contentType"/>
@@ -7047,10 +6622,18 @@
 </ds:datastoreItem>
 </file>
 
-<file path=customXml/itemProps4.xml><?xml version="1.0" encoding="utf-8"?>
+<file path=customXml/itemProps3.xml><?xml version="1.0" encoding="utf-8"?>
 <ds:datastoreItem xmlns:ds="http://schemas.openxmlformats.org/officeDocument/2006/customXml" ds:itemID="{58D8DE95-DF74-49C6-8885-90B115E8F94F}">
   <ds:schemaRefs>
     <ds:schemaRef ds:uri="http://schemas.microsoft.com/sharepoint/v3/contenttype/forms"/>
   </ds:schemaRefs>
 </ds:datastoreItem>
+</file>
+
+<file path=customXml/itemProps4.xml><?xml version="1.0" encoding="utf-8"?>
+<ds:datastoreItem xmlns:ds="http://schemas.openxmlformats.org/officeDocument/2006/customXml" ds:itemID="{6885F90C-BB57-4945-ACE1-53E888896D91}">
+  <ds:schemaRefs>
+    <ds:schemaRef ds:uri="http://schemas.openxmlformats.org/officeDocument/2006/bibliography"/>
+  </ds:schemaRefs>
+</ds:datastoreItem>
 </file>